--- a/Boek 1 - Grondslagen, vraag en aanbod/1.1 Hoofdstuk Economisch denken en rekenen/1.1.1 Schaarste en economisch denken/1.1.1 Schaarste en economisch denken – midden – vragen.docx
+++ b/Boek 1 - Grondslagen, vraag en aanbod/1.1 Hoofdstuk Economisch denken en rekenen/1.1.1 Schaarste en economisch denken/1.1.1 Schaarste en economisch denken – midden – vragen.docx
@@ -91,7 +91,7 @@
                 <w:sz w:val="22"/>
                 <w:szCs w:val="22"/>
               </w:rPr>
-              <w:t xml:space="preserve">Deze opgaven vragen om volledige berekeningen met drie of meer alternatieven, winst bij inzet van een schaars middel en zelfstandig toepassen van de 3-stappen-procedure in nieuwe contexten.</w:t>
+              <w:t xml:space="preserve">Deze opgaven vragen om volledige berekeningen met drie of meer alternatieven, winst bij inzet van een schaars middel en zelfstandig toepassen van de 4-stappen-procedure (B02) in nieuwe contexten.</w:t>
             </w:r>
           </w:p>
         </w:tc>
@@ -1370,7 +1370,7 @@
           <w:sz w:val="22"/>
           <w:szCs w:val="22"/>
         </w:rPr>
-        <w:t xml:space="preserve">Pas de 3-stappen-procedure toe. Adviseer Tom wat economisch de beste keuze is en bereken de alternatieve kosten van die keuze.</w:t>
+        <w:t xml:space="preserve">Pas de 4-stappen-procedure (B02) toe. Adviseer Tom wat economisch de beste keuze is en bereken de alternatieve kosten van die keuze.</w:t>
       </w:r>
     </w:p>
     <w:p>
@@ -1646,7 +1646,7 @@
           <w:sz w:val="22"/>
           <w:szCs w:val="22"/>
         </w:rPr>
-        <w:t xml:space="preserve">Pas de 3-stappen-procedure toe. Welk project moet de gemeente kiezen en wat zijn de alternatieve kosten van die keuze?</w:t>
+        <w:t xml:space="preserve">Pas de 4-stappen-procedure (B02) toe. Welk project moet de gemeente kiezen en wat zijn de alternatieve kosten van die keuze?</w:t>
       </w:r>
     </w:p>
     <w:p>

--- a/Boek 1 - Grondslagen, vraag en aanbod/1.1 Hoofdstuk Economisch denken en rekenen/1.1.1 Schaarste en economisch denken/1.1.1 Schaarste en economisch denken – midden – vragen.docx
+++ b/Boek 1 - Grondslagen, vraag en aanbod/1.1 Hoofdstuk Economisch denken en rekenen/1.1.1 Schaarste en economisch denken/1.1.1 Schaarste en economisch denken – midden – vragen.docx
@@ -91,7 +91,7 @@
                 <w:sz w:val="22"/>
                 <w:szCs w:val="22"/>
               </w:rPr>
-              <w:t xml:space="preserve">Deze opgaven vragen om volledige berekeningen met drie of meer alternatieven, winst bij inzet van een schaars middel en zelfstandig toepassen van de 4-stappen-procedure (B02) in nieuwe contexten.</w:t>
+              <w:t xml:space="preserve">Deze opgaven vragen om volledige berekeningen met drie of meer alternatieven, winst bij inzet van een schaars middel en zelfstandig toepassen van de 4-stappenprocedure voor economisch denken in nieuwe contexten.</w:t>
             </w:r>
           </w:p>
         </w:tc>
@@ -1370,7 +1370,7 @@
           <w:sz w:val="22"/>
           <w:szCs w:val="22"/>
         </w:rPr>
-        <w:t xml:space="preserve">Pas de 4-stappen-procedure (B02) toe. Adviseer Tom wat economisch de beste keuze is en bereken de alternatieve kosten van die keuze.</w:t>
+        <w:t xml:space="preserve">Pas de 4-stappenprocedure voor economisch denken toe. Adviseer Tom wat economisch de beste keuze is en bereken de alternatieve kosten van die keuze.</w:t>
       </w:r>
     </w:p>
     <w:p>
@@ -1646,7 +1646,7 @@
           <w:sz w:val="22"/>
           <w:szCs w:val="22"/>
         </w:rPr>
-        <w:t xml:space="preserve">Pas de 4-stappen-procedure (B02) toe. Welk project moet de gemeente kiezen en wat zijn de alternatieve kosten van die keuze?</w:t>
+        <w:t xml:space="preserve">Pas de 4-stappenprocedure voor economisch denken toe. Welk project moet de gemeente kiezen en wat zijn de alternatieve kosten van die keuze?</w:t>
       </w:r>
     </w:p>
     <w:p>
